--- a/Avance2.3Equipo.docx
+++ b/Avance2.3Equipo.docx
@@ -219,7 +219,7 @@
         <w:rPr>
           <w:rFonts w:eastAsia="Arial"/>
         </w:rPr>
-        <w:t>2</w:t>
+        <w:t>3</w:t>
       </w:r>
       <w:r>
         <w:rPr>
@@ -231,7 +231,13 @@
         <w:rPr>
           <w:rFonts w:eastAsia="Arial"/>
         </w:rPr>
-        <w:t xml:space="preserve"> Avance 1</w:t>
+        <w:t xml:space="preserve"> </w:t>
+      </w:r>
+      <w:r>
+        <w:rPr>
+          <w:rFonts w:eastAsia="Arial"/>
+        </w:rPr>
+        <w:t>Avance 2. Ingeniería de características</w:t>
       </w:r>
     </w:p>
     <w:p>
@@ -16270,7 +16276,6 @@
   <w:style w:type="character" w:default="1" w:styleId="DefaultParagraphFont">
     <w:name w:val="Default Paragraph Font"/>
     <w:uiPriority w:val="1"/>
-    <w:semiHidden/>
     <w:unhideWhenUsed/>
   </w:style>
   <w:style w:type="table" w:default="1" w:styleId="TableNormal">
